--- a/LevelX-Admin-Guide.docx
+++ b/LevelX-Admin-Guide.docx
@@ -263,7 +263,7 @@
                 <w:szCs w:val="19"/>
                 <w:rtl/>
               </w:rPr>
-              <w:t xml:space="preserve">٣ أغسطس ٢٠٢٦</w:t>
+              <w:t xml:space="preserve">٤ أغسطس ٢٠٢٦</w:t>
             </w:r>
           </w:p>
         </w:tc>
@@ -830,7 +830,7 @@
                 <w:szCs w:val="21"/>
                 <w:rtl/>
               </w:rPr>
-              <w:t xml:space="preserve">٢) رفع الصور من اللوحة مش شغّال</w:t>
+              <w:t xml:space="preserve">٢) خانة السعر الفاضية بتتحسب صفر — من غير أي تحذير</w:t>
             </w:r>
           </w:p>
           <w:p>
@@ -847,7 +847,29 @@
                 <w:szCs w:val="20"/>
                 <w:rtl/>
               </w:rPr>
-              <w:t xml:space="preserve">مربع رفع الصور موجود في صفحة المنتج، لكنه </w:t>
+              <w:t xml:space="preserve">لو سبت </w:t>
+            </w:r>
+            <w:r>
+              <w:rPr>
+                <w:rFonts w:ascii="Consolas" w:cs="Consolas" w:eastAsia="Consolas" w:hAnsi="Consolas"/>
+                <w:b/>
+                <w:bCs/>
+                <w:color w:val="1A1A1A"/>
+                <w:sz w:val="19"/>
+                <w:szCs w:val="19"/>
+                <w:rtl w:val="false"/>
+              </w:rPr>
+              <w:t xml:space="preserve">Regular Price</w:t>
+            </w:r>
+            <w:r>
+              <w:rPr>
+                <w:rFonts w:ascii="Segoe UI" w:cs="Segoe UI" w:eastAsia="Segoe UI" w:hAnsi="Segoe UI"/>
+                <w:color w:val="1A1A1A"/>
+                <w:sz w:val="20"/>
+                <w:szCs w:val="20"/>
+                <w:rtl/>
+              </w:rPr>
+              <w:t xml:space="preserve"> فاضية، الحفظ </w:t>
             </w:r>
             <w:r>
               <w:rPr>
@@ -859,7 +881,7 @@
                 <w:szCs w:val="20"/>
                 <w:rtl/>
               </w:rPr>
-              <w:t xml:space="preserve">مرفوض من صلاحيات التخزين</w:t>
+              <w:t xml:space="preserve">بينجح</w:t>
             </w:r>
             <w:r>
               <w:rPr>
@@ -869,7 +891,80 @@
                 <w:szCs w:val="20"/>
                 <w:rtl/>
               </w:rPr>
-              <w:t xml:space="preserve"> وهيرجّعلك رسالة خطأ. الصور بتترفع عن طريق سكربت خارجي بيشغّله المسؤول التقني. راجع الفصل ٦.</w:t>
+              <w:t xml:space="preserve"> والسعر بيتسجّل صفر — والمنتج بيتعرض للبيع بصفر جنيه. مفيش رسالة خطأ بتظهر لك، فده أخطر من الخانات اللي بترفض الحفظ.</w:t>
+            </w:r>
+          </w:p>
+          <w:p>
+            <w:pPr>
+              <w:bidi/>
+              <w:spacing w:after="60" w:line="290"/>
+              <w:jc w:val="right"/>
+            </w:pPr>
+            <w:r>
+              <w:rPr>
+                <w:rFonts w:ascii="Segoe UI" w:cs="Segoe UI" w:eastAsia="Segoe UI" w:hAnsi="Segoe UI"/>
+                <w:color w:val="1A1A1A"/>
+                <w:sz w:val="20"/>
+                <w:szCs w:val="20"/>
+                <w:rtl/>
+              </w:rPr>
+              <w:t xml:space="preserve">بالمقابل </w:t>
+            </w:r>
+            <w:r>
+              <w:rPr>
+                <w:rFonts w:ascii="Consolas" w:cs="Consolas" w:eastAsia="Consolas" w:hAnsi="Consolas"/>
+                <w:b/>
+                <w:bCs/>
+                <w:color w:val="1A1A1A"/>
+                <w:sz w:val="19"/>
+                <w:szCs w:val="19"/>
+                <w:rtl w:val="false"/>
+              </w:rPr>
+              <w:t xml:space="preserve">SKU Code</w:t>
+            </w:r>
+            <w:r>
+              <w:rPr>
+                <w:rFonts w:ascii="Segoe UI" w:cs="Segoe UI" w:eastAsia="Segoe UI" w:hAnsi="Segoe UI"/>
+                <w:color w:val="1A1A1A"/>
+                <w:sz w:val="20"/>
+                <w:szCs w:val="20"/>
+                <w:rtl/>
+              </w:rPr>
+              <w:t xml:space="preserve"> الفاضية </w:t>
+            </w:r>
+            <w:r>
+              <w:rPr>
+                <w:rFonts w:ascii="Segoe UI" w:cs="Segoe UI" w:eastAsia="Segoe UI" w:hAnsi="Segoe UI"/>
+                <w:b/>
+                <w:bCs/>
+                <w:color w:val="1A1A1A"/>
+                <w:sz w:val="20"/>
+                <w:szCs w:val="20"/>
+                <w:rtl/>
+              </w:rPr>
+              <w:t xml:space="preserve">بترفض الحفظ</w:t>
+            </w:r>
+            <w:r>
+              <w:rPr>
+                <w:rFonts w:ascii="Segoe UI" w:cs="Segoe UI" w:eastAsia="Segoe UI" w:hAnsi="Segoe UI"/>
+                <w:color w:val="1A1A1A"/>
+                <w:sz w:val="20"/>
+                <w:szCs w:val="20"/>
+                <w:rtl/>
+              </w:rPr>
+              <w:t xml:space="preserve"> برسالة بتسمّي الخانة ورقم الصف: </w:t>
+            </w:r>
+            <w:r>
+              <w:rPr>
+                <w:rFonts w:ascii="Consolas" w:cs="Consolas" w:eastAsia="Consolas" w:hAnsi="Consolas"/>
+                <w:b/>
+                <w:bCs/>
+                <w:color w:val="B91C1C"/>
+                <w:sz w:val="18"/>
+                <w:szCs w:val="18"/>
+                <w:rtl w:val="false"/>
+              </w:rPr>
+              <w:t xml:space="preserve">Variant 1 — SKU is required</w:t>
             </w:r>
           </w:p>
         </w:tc>
@@ -3405,7 +3500,29 @@
           <w:szCs w:val="21"/>
           <w:rtl/>
         </w:rPr>
-        <w:t xml:space="preserve">احفظ، وبعدين افتح الصور من السكربت الخارجي (فصل ٦)</w:t>
+        <w:t xml:space="preserve">ارفع الصور من مربع الصور — اسحب وسيب، أو اضغط واختار (فصل ٦)</w:t>
+      </w:r>
+    </w:p>
+    <w:p>
+      <w:pPr>
+        <w:pStyle w:val="ListParagraph"/>
+        <w:numPr>
+          <w:ilvl w:val="0"/>
+          <w:numId w:val="3"/>
+        </w:numPr>
+        <w:bidi/>
+        <w:spacing w:after="90" w:line="290"/>
+        <w:jc w:val="right"/>
+      </w:pPr>
+      <w:r>
+        <w:rPr>
+          <w:rFonts w:ascii="Segoe UI" w:cs="Segoe UI" w:eastAsia="Segoe UI" w:hAnsi="Segoe UI"/>
+          <w:color w:val="1A1A1A"/>
+          <w:sz w:val="21"/>
+          <w:szCs w:val="21"/>
+          <w:rtl/>
+        </w:rPr>
+        <w:t xml:space="preserve">احفظ</w:t>
       </w:r>
     </w:p>
     <w:p>
@@ -5336,95 +5453,26 @@
         <w:t xml:space="preserve">٦. الصور</w:t>
       </w:r>
     </w:p>
-    <w:tbl>
-      <w:tblPr>
-        <w:bidiVisual/>
-        <w:tblW w:type="dxa" w:w="9026"/>
-        <w:tblBorders>
-          <w:top w:val="single" w:color="B91C1C" w:sz="2"/>
-          <w:left w:val="single" w:color="B91C1C" w:sz="18"/>
-          <w:bottom w:val="single" w:color="B91C1C" w:sz="2"/>
-          <w:right w:val="single" w:color="B91C1C" w:sz="18"/>
-          <w:insideH w:val="single" w:color="auto" w:sz="4"/>
-          <w:insideV w:val="single" w:color="auto" w:sz="4"/>
-        </w:tblBorders>
-      </w:tblPr>
-      <w:tblGrid>
-        <w:gridCol w:w="9026"/>
-      </w:tblGrid>
-      <w:tr>
-        <w:tc>
-          <w:tcPr>
-            <w:tcW w:type="dxa" w:w="9026"/>
-            <w:shd w:fill="FEE2E2" w:val="clear"/>
-            <w:tcMar>
-              <w:top w:type="dxa" w:w="160"/>
-              <w:left w:type="dxa" w:w="200"/>
-              <w:bottom w:type="dxa" w:w="160"/>
-              <w:right w:type="dxa" w:w="200"/>
-            </w:tcMar>
-          </w:tcPr>
-          <w:p>
-            <w:pPr>
-              <w:bidi/>
-              <w:spacing w:after="80"/>
-              <w:jc w:val="right"/>
-            </w:pPr>
-            <w:r>
-              <w:rPr>
-                <w:rFonts w:ascii="Segoe UI" w:cs="Segoe UI" w:eastAsia="Segoe UI" w:hAnsi="Segoe UI"/>
-                <w:b/>
-                <w:bCs/>
-                <w:color w:val="B91C1C"/>
-                <w:sz w:val="21"/>
-                <w:szCs w:val="21"/>
-                <w:rtl/>
-              </w:rPr>
-              <w:t xml:space="preserve">رفع الصور من اللوحة مرفوض حالياً</w:t>
-            </w:r>
-          </w:p>
-          <w:p>
-            <w:pPr>
-              <w:bidi/>
-              <w:spacing w:after="60" w:line="290"/>
-              <w:jc w:val="right"/>
-            </w:pPr>
-            <w:r>
-              <w:rPr>
-                <w:rFonts w:ascii="Segoe UI" w:cs="Segoe UI" w:eastAsia="Segoe UI" w:hAnsi="Segoe UI"/>
-                <w:color w:val="1A1A1A"/>
-                <w:sz w:val="20"/>
-                <w:szCs w:val="20"/>
-                <w:rtl/>
-              </w:rPr>
-              <w:t xml:space="preserve">لو سحبت صورة على مربع الرفع هتلاقي رسالة إنجليزية معناها: «رفع الصور محجوب بسبب صلاحيات التخزين — استخدم سكربت الصور بدلاً منه، وبعدين حدّث الصفحة».</w:t>
-            </w:r>
-          </w:p>
-          <w:p>
-            <w:pPr>
-              <w:bidi/>
-              <w:spacing w:after="60" w:line="290"/>
-              <w:jc w:val="right"/>
-            </w:pPr>
-            <w:r>
-              <w:rPr>
-                <w:rFonts w:ascii="Segoe UI" w:cs="Segoe UI" w:eastAsia="Segoe UI" w:hAnsi="Segoe UI"/>
-                <w:b/>
-                <w:bCs/>
-                <w:color w:val="B91C1C"/>
-                <w:sz w:val="20"/>
-                <w:szCs w:val="20"/>
-                <w:rtl/>
-              </w:rPr>
-              <w:t xml:space="preserve">ده مش عطل مؤقت — الصور بتترفع بسكربت خارجي بيشغّله المسؤول التقني. جهّز الصور بالمواصفات تحت وابعتها له.</w:t>
-            </w:r>
-          </w:p>
-        </w:tc>
-      </w:tr>
-    </w:tbl>
-    <w:p>
-      <w:pPr>
-        <w:spacing w:after="240"/>
+    <w:p>
+      <w:pPr>
+        <w:bidi/>
+        <w:spacing w:after="160" w:line="300"/>
+        <w:jc w:val="right"/>
+      </w:pPr>
+      <w:r>
+        <w:rPr>
+          <w:rFonts w:ascii="Segoe UI" w:cs="Segoe UI" w:eastAsia="Segoe UI" w:hAnsi="Segoe UI"/>
+          <w:color w:val="1A1A1A"/>
+          <w:sz w:val="21"/>
+          <w:szCs w:val="21"/>
+          <w:rtl/>
+        </w:rPr>
+        <w:t xml:space="preserve">الرفع من اللوحة شغّال: اسحب الصورة على المربع في صفحة المنتج وسيبها، أو اضغط عليه واختار الملفات.</w:t>
+      </w:r>
+    </w:p>
+    <w:p>
+      <w:pPr>
+        <w:spacing w:after="200"/>
       </w:pPr>
     </w:p>
     <w:p>
@@ -5444,7 +5492,159 @@
           <w:szCs w:val="24"/>
           <w:rtl/>
         </w:rPr>
-        <w:t xml:space="preserve">٦.١ مواصفات الصورة</w:t>
+        <w:t xml:space="preserve">٦.١ الموقع بيعالج الصورة قبل ما يرفعها</w:t>
+      </w:r>
+    </w:p>
+    <w:p>
+      <w:pPr>
+        <w:bidi/>
+        <w:spacing w:after="160" w:line="300"/>
+        <w:jc w:val="right"/>
+      </w:pPr>
+      <w:r>
+        <w:rPr>
+          <w:rFonts w:ascii="Segoe UI" w:cs="Segoe UI" w:eastAsia="Segoe UI" w:hAnsi="Segoe UI"/>
+          <w:color w:val="1A1A1A"/>
+          <w:sz w:val="21"/>
+          <w:szCs w:val="21"/>
+          <w:rtl/>
+        </w:rPr>
+        <w:t xml:space="preserve">مش محتاج تظبّط المقاسات بنفسك. المتصفح بيعمل الآتي على كل صورة قبل ما تتبعت:</w:t>
+      </w:r>
+    </w:p>
+    <w:p>
+      <w:pPr>
+        <w:pStyle w:val="ListParagraph"/>
+        <w:numPr>
+          <w:ilvl w:val="0"/>
+          <w:numId w:val="2"/>
+        </w:numPr>
+        <w:bidi/>
+        <w:spacing w:after="90" w:line="290"/>
+        <w:jc w:val="right"/>
+      </w:pPr>
+      <w:r>
+        <w:rPr>
+          <w:rFonts w:ascii="Segoe UI" w:cs="Segoe UI" w:eastAsia="Segoe UI" w:hAnsi="Segoe UI"/>
+          <w:color w:val="1A1A1A"/>
+          <w:sz w:val="21"/>
+          <w:szCs w:val="21"/>
+          <w:rtl/>
+        </w:rPr>
+        <w:t xml:space="preserve">بيحوّلها لمربّع ١٥٠٠ × ١٥٠٠</w:t>
+      </w:r>
+    </w:p>
+    <w:p>
+      <w:pPr>
+        <w:pStyle w:val="ListParagraph"/>
+        <w:numPr>
+          <w:ilvl w:val="0"/>
+          <w:numId w:val="2"/>
+        </w:numPr>
+        <w:bidi/>
+        <w:spacing w:after="90" w:line="290"/>
+        <w:jc w:val="right"/>
+      </w:pPr>
+      <w:r>
+        <w:rPr>
+          <w:rFonts w:ascii="Segoe UI" w:cs="Segoe UI" w:eastAsia="Segoe UI" w:hAnsi="Segoe UI"/>
+          <w:color w:val="1A1A1A"/>
+          <w:sz w:val="21"/>
+          <w:szCs w:val="21"/>
+          <w:rtl/>
+        </w:rPr>
+        <w:t xml:space="preserve">بيحطّ خلفية بيضا في الفراغ بدل ما يقص أو يشوّه</w:t>
+      </w:r>
+    </w:p>
+    <w:p>
+      <w:pPr>
+        <w:pStyle w:val="ListParagraph"/>
+        <w:numPr>
+          <w:ilvl w:val="0"/>
+          <w:numId w:val="2"/>
+        </w:numPr>
+        <w:bidi/>
+        <w:spacing w:after="90" w:line="290"/>
+        <w:jc w:val="right"/>
+      </w:pPr>
+      <w:r>
+        <w:rPr>
+          <w:rFonts w:ascii="Segoe UI" w:cs="Segoe UI" w:eastAsia="Segoe UI" w:hAnsi="Segoe UI"/>
+          <w:color w:val="1A1A1A"/>
+          <w:sz w:val="21"/>
+          <w:szCs w:val="21"/>
+          <w:rtl/>
+        </w:rPr>
+        <w:t xml:space="preserve">بيحوّلها </w:t>
+      </w:r>
+      <w:r>
+        <w:rPr>
+          <w:rFonts w:ascii="Consolas" w:cs="Consolas" w:eastAsia="Consolas" w:hAnsi="Consolas"/>
+          <w:b/>
+          <w:bCs/>
+          <w:color w:val="1A1A1A"/>
+          <w:sz w:val="20"/>
+          <w:szCs w:val="20"/>
+          <w:rtl w:val="false"/>
+        </w:rPr>
+        <w:t xml:space="preserve">WebP</w:t>
+      </w:r>
+      <w:r>
+        <w:rPr>
+          <w:rFonts w:ascii="Segoe UI" w:cs="Segoe UI" w:eastAsia="Segoe UI" w:hAnsi="Segoe UI"/>
+          <w:color w:val="1A1A1A"/>
+          <w:sz w:val="21"/>
+          <w:szCs w:val="21"/>
+          <w:rtl/>
+        </w:rPr>
+        <w:t xml:space="preserve"> وبينزل بالجودة تدريجياً لحد ما يوصل أقل من ٥٠٠ كيلوبايت</w:t>
+      </w:r>
+    </w:p>
+    <w:p>
+      <w:pPr>
+        <w:pStyle w:val="ListParagraph"/>
+        <w:numPr>
+          <w:ilvl w:val="0"/>
+          <w:numId w:val="2"/>
+        </w:numPr>
+        <w:bidi/>
+        <w:spacing w:after="90" w:line="290"/>
+        <w:jc w:val="right"/>
+      </w:pPr>
+      <w:r>
+        <w:rPr>
+          <w:rFonts w:ascii="Segoe UI" w:cs="Segoe UI" w:eastAsia="Segoe UI" w:hAnsi="Segoe UI"/>
+          <w:color w:val="1A1A1A"/>
+          <w:sz w:val="21"/>
+          <w:szCs w:val="21"/>
+          <w:rtl/>
+        </w:rPr>
+        <w:t xml:space="preserve">مبيكبّرش الصور الصغيرة — صورة ٦٠٠ بكسل بتفضل ٦٠٠ بكسل</w:t>
+      </w:r>
+    </w:p>
+    <w:p>
+      <w:pPr>
+        <w:spacing w:after="240"/>
+      </w:pPr>
+    </w:p>
+    <w:p>
+      <w:pPr>
+        <w:pStyle w:val="Heading2"/>
+        <w:bidi/>
+        <w:spacing w:after="140" w:before="280"/>
+        <w:jc w:val="right"/>
+      </w:pPr>
+      <w:r>
+        <w:rPr>
+          <w:rFonts w:ascii="Segoe UI" w:cs="Segoe UI" w:eastAsia="Segoe UI" w:hAnsi="Segoe UI"/>
+          <w:b/>
+          <w:bCs/>
+          <w:color w:val="1A1A1A"/>
+          <w:sz w:val="24"/>
+          <w:szCs w:val="24"/>
+          <w:rtl/>
+        </w:rPr>
+        <w:t xml:space="preserve">٦.٢ حدود الرفع</w:t>
       </w:r>
     </w:p>
     <w:tbl>
@@ -5527,7 +5727,7 @@
                 <w:szCs w:val="19"/>
                 <w:rtl/>
               </w:rPr>
-              <w:t xml:space="preserve">المطلوب</w:t>
+              <w:t xml:space="preserve">الحد</w:t>
             </w:r>
           </w:p>
         </w:tc>
@@ -5590,7 +5790,7 @@
                 <w:szCs w:val="19"/>
                 <w:rtl/>
               </w:rPr>
-              <w:t xml:space="preserve">الشكل</w:t>
+              <w:t xml:space="preserve">الصيغ المقبولة</w:t>
             </w:r>
           </w:p>
         </w:tc>
@@ -5620,7 +5820,7 @@
                 <w:szCs w:val="19"/>
                 <w:rtl/>
               </w:rPr>
-              <w:t xml:space="preserve">مربّعة ١:١</w:t>
+              <w:t xml:space="preserve">JPG · PNG · WebP · AVIF</w:t>
             </w:r>
           </w:p>
         </w:tc>
@@ -5650,7 +5850,7 @@
                 <w:szCs w:val="19"/>
                 <w:rtl/>
               </w:rPr>
-              <w:t xml:space="preserve">كل صناديق العرض مربّعة</w:t>
+              <w:t xml:space="preserve">أي حاجة تانية بترجع برسالة</w:t>
             </w:r>
           </w:p>
         </w:tc>
@@ -5682,7 +5882,7 @@
                 <w:szCs w:val="19"/>
                 <w:rtl/>
               </w:rPr>
-              <w:t xml:space="preserve">المقاس المثالي</w:t>
+              <w:t xml:space="preserve">أقصى حجم للملف</w:t>
             </w:r>
           </w:p>
         </w:tc>
@@ -5712,7 +5912,7 @@
                 <w:szCs w:val="19"/>
                 <w:rtl/>
               </w:rPr>
-              <w:t xml:space="preserve">١٥٠٠ × ١٥٠٠ بكسل</w:t>
+              <w:t xml:space="preserve">٥ ميجابايت</w:t>
             </w:r>
           </w:p>
         </w:tc>
@@ -5742,7 +5942,7 @@
                 <w:szCs w:val="19"/>
                 <w:rtl/>
               </w:rPr>
-              <w:t xml:space="preserve">واضحة على كل الشاشات</w:t>
+              <w:t xml:space="preserve">قبل المعالجة</w:t>
             </w:r>
           </w:p>
         </w:tc>
@@ -5774,7 +5974,7 @@
                 <w:szCs w:val="19"/>
                 <w:rtl/>
               </w:rPr>
-              <w:t xml:space="preserve">أصغر مقاس</w:t>
+              <w:t xml:space="preserve">أقصى عدد في المرة</w:t>
             </w:r>
           </w:p>
         </w:tc>
@@ -5804,7 +6004,7 @@
                 <w:szCs w:val="19"/>
                 <w:rtl/>
               </w:rPr>
-              <w:t xml:space="preserve">١٠٠٠ × ١٠٠٠ بكسل</w:t>
+              <w:t xml:space="preserve">١٠ صور</w:t>
             </w:r>
           </w:p>
         </w:tc>
@@ -5834,7 +6034,7 @@
                 <w:szCs w:val="19"/>
                 <w:rtl/>
               </w:rPr>
-              <w:t xml:space="preserve">أقل من كده بتبان ضبابية</w:t>
+              <w:t xml:space="preserve">ارفع على دفعات لو أكتر</w:t>
             </w:r>
           </w:p>
         </w:tc>
@@ -5866,7 +6066,7 @@
                 <w:szCs w:val="19"/>
                 <w:rtl/>
               </w:rPr>
-              <w:t xml:space="preserve">الحجم</w:t>
+              <w:t xml:space="preserve">العدد للمنتج</w:t>
             </w:r>
           </w:p>
         </w:tc>
@@ -5896,7 +6096,7 @@
                 <w:szCs w:val="19"/>
                 <w:rtl/>
               </w:rPr>
-              <w:t xml:space="preserve">أقل من ٥٠٠ كيلوبايت</w:t>
+              <w:t xml:space="preserve">من ١ إلى ٦</w:t>
             </w:r>
           </w:p>
         </w:tc>
@@ -5926,7 +6126,7 @@
                 <w:szCs w:val="19"/>
                 <w:rtl/>
               </w:rPr>
-              <w:t xml:space="preserve">عشان الصفحة تفتح بسرعة</w:t>
+              <w:t xml:space="preserve">الأولى هي الرئيسية</w:t>
             </w:r>
           </w:p>
         </w:tc>
@@ -5958,7 +6158,7 @@
                 <w:szCs w:val="19"/>
                 <w:rtl/>
               </w:rPr>
-              <w:t xml:space="preserve">الصيغة</w:t>
+              <w:t xml:space="preserve">المعدّل</w:t>
             </w:r>
           </w:p>
         </w:tc>
@@ -5988,7 +6188,7 @@
                 <w:szCs w:val="19"/>
                 <w:rtl/>
               </w:rPr>
-              <w:t xml:space="preserve">JPG أو WebP</w:t>
+              <w:t xml:space="preserve">٣٠ ملف في الدقيقة</w:t>
             </w:r>
           </w:p>
         </w:tc>
@@ -6018,7 +6218,149 @@
                 <w:szCs w:val="19"/>
                 <w:rtl/>
               </w:rPr>
-              <w:t xml:space="preserve">WebP أفضل — حجم أقل</w:t>
+              <w:t xml:space="preserve">حد الحماية من الإرهاق</w:t>
+            </w:r>
+          </w:p>
+        </w:tc>
+      </w:tr>
+    </w:tbl>
+    <w:p>
+      <w:pPr>
+        <w:spacing w:after="240"/>
+      </w:pPr>
+    </w:p>
+    <w:p>
+      <w:pPr>
+        <w:pStyle w:val="Heading2"/>
+        <w:bidi/>
+        <w:spacing w:after="140" w:before="280"/>
+        <w:jc w:val="right"/>
+      </w:pPr>
+      <w:r>
+        <w:rPr>
+          <w:rFonts w:ascii="Segoe UI" w:cs="Segoe UI" w:eastAsia="Segoe UI" w:hAnsi="Segoe UI"/>
+          <w:b/>
+          <w:bCs/>
+          <w:color w:val="1A1A1A"/>
+          <w:sz w:val="24"/>
+          <w:szCs w:val="24"/>
+          <w:rtl/>
+        </w:rPr>
+        <w:t xml:space="preserve">٦.٣ أحسن أصل ترفعه</w:t>
+      </w:r>
+    </w:p>
+    <w:tbl>
+      <w:tblPr>
+        <w:bidiVisual/>
+        <w:tblW w:type="dxa" w:w="9026"/>
+        <w:tblBorders>
+          <w:top w:val="single" w:color="D8DEDC" w:sz="2"/>
+          <w:left w:val="single" w:color="D8DEDC" w:sz="2"/>
+          <w:bottom w:val="single" w:color="D8DEDC" w:sz="2"/>
+          <w:right w:val="single" w:color="D8DEDC" w:sz="2"/>
+          <w:insideH w:val="single" w:color="E8EDEB" w:sz="2"/>
+          <w:insideV w:val="single" w:color="E8EDEB" w:sz="2"/>
+        </w:tblBorders>
+      </w:tblPr>
+      <w:tblGrid>
+        <w:gridCol w:w="2200"/>
+        <w:gridCol w:w="3226"/>
+        <w:gridCol w:w="3600"/>
+      </w:tblGrid>
+      <w:tr>
+        <w:trPr>
+          <w:tblHeader/>
+        </w:trPr>
+        <w:tc>
+          <w:tcPr>
+            <w:tcW w:type="dxa" w:w="2200"/>
+            <w:shd w:fill="F1F5F4" w:val="clear"/>
+            <w:tcMar>
+              <w:top w:type="dxa" w:w="90"/>
+              <w:left w:type="dxa" w:w="120"/>
+              <w:bottom w:type="dxa" w:w="90"/>
+              <w:right w:type="dxa" w:w="120"/>
+            </w:tcMar>
+          </w:tcPr>
+          <w:p>
+            <w:pPr>
+              <w:bidi/>
+              <w:spacing w:after="0"/>
+              <w:jc w:val="right"/>
+            </w:pPr>
+            <w:r>
+              <w:rPr>
+                <w:rFonts w:ascii="Segoe UI" w:cs="Segoe UI" w:eastAsia="Segoe UI" w:hAnsi="Segoe UI"/>
+                <w:b/>
+                <w:bCs/>
+                <w:color w:val="1A1A1A"/>
+                <w:sz w:val="19"/>
+                <w:szCs w:val="19"/>
+                <w:rtl/>
+              </w:rPr>
+              <w:t xml:space="preserve">البند</w:t>
+            </w:r>
+          </w:p>
+        </w:tc>
+        <w:tc>
+          <w:tcPr>
+            <w:tcW w:type="dxa" w:w="3226"/>
+            <w:shd w:fill="F1F5F4" w:val="clear"/>
+            <w:tcMar>
+              <w:top w:type="dxa" w:w="90"/>
+              <w:left w:type="dxa" w:w="120"/>
+              <w:bottom w:type="dxa" w:w="90"/>
+              <w:right w:type="dxa" w:w="120"/>
+            </w:tcMar>
+          </w:tcPr>
+          <w:p>
+            <w:pPr>
+              <w:bidi/>
+              <w:spacing w:after="0"/>
+              <w:jc w:val="right"/>
+            </w:pPr>
+            <w:r>
+              <w:rPr>
+                <w:rFonts w:ascii="Segoe UI" w:cs="Segoe UI" w:eastAsia="Segoe UI" w:hAnsi="Segoe UI"/>
+                <w:b/>
+                <w:bCs/>
+                <w:color w:val="1A1A1A"/>
+                <w:sz w:val="19"/>
+                <w:szCs w:val="19"/>
+                <w:rtl/>
+              </w:rPr>
+              <w:t xml:space="preserve">الأفضل</w:t>
+            </w:r>
+          </w:p>
+        </w:tc>
+        <w:tc>
+          <w:tcPr>
+            <w:tcW w:type="dxa" w:w="3600"/>
+            <w:shd w:fill="F1F5F4" w:val="clear"/>
+            <w:tcMar>
+              <w:top w:type="dxa" w:w="90"/>
+              <w:left w:type="dxa" w:w="120"/>
+              <w:bottom w:type="dxa" w:w="90"/>
+              <w:right w:type="dxa" w:w="120"/>
+            </w:tcMar>
+          </w:tcPr>
+          <w:p>
+            <w:pPr>
+              <w:bidi/>
+              <w:spacing w:after="0"/>
+              <w:jc w:val="right"/>
+            </w:pPr>
+            <w:r>
+              <w:rPr>
+                <w:rFonts w:ascii="Segoe UI" w:cs="Segoe UI" w:eastAsia="Segoe UI" w:hAnsi="Segoe UI"/>
+                <w:b/>
+                <w:bCs/>
+                <w:color w:val="1A1A1A"/>
+                <w:sz w:val="19"/>
+                <w:szCs w:val="19"/>
+                <w:rtl/>
+              </w:rPr>
+              <w:t xml:space="preserve">ليه</w:t>
             </w:r>
           </w:p>
         </w:tc>
@@ -6050,7 +6392,7 @@
                 <w:szCs w:val="19"/>
                 <w:rtl/>
               </w:rPr>
-              <w:t xml:space="preserve">الخلفية</w:t>
+              <w:t xml:space="preserve">المقاس</w:t>
             </w:r>
           </w:p>
         </w:tc>
@@ -6080,7 +6422,7 @@
                 <w:szCs w:val="19"/>
                 <w:rtl/>
               </w:rPr>
-              <w:t xml:space="preserve">بيضاء أو شفافة</w:t>
+              <w:t xml:space="preserve">١٥٠٠ × ١٥٠٠ أو أكبر</w:t>
             </w:r>
           </w:p>
         </w:tc>
@@ -6110,7 +6452,7 @@
                 <w:szCs w:val="19"/>
                 <w:rtl/>
               </w:rPr>
-              <w:t xml:space="preserve">مش صور دعائية</w:t>
+              <w:t xml:space="preserve">المعالجة بتصغّر ومبتكبّرش</w:t>
             </w:r>
           </w:p>
         </w:tc>
@@ -6142,7 +6484,7 @@
                 <w:szCs w:val="19"/>
                 <w:rtl/>
               </w:rPr>
-              <w:t xml:space="preserve">العدد</w:t>
+              <w:t xml:space="preserve">أصغر مقاس مفيد</w:t>
             </w:r>
           </w:p>
         </w:tc>
@@ -6172,7 +6514,7 @@
                 <w:szCs w:val="19"/>
                 <w:rtl/>
               </w:rPr>
-              <w:t xml:space="preserve">من ١ إلى ٦ للمنتج</w:t>
+              <w:t xml:space="preserve">١٠٠٠ × ١٠٠٠ بكسل</w:t>
             </w:r>
           </w:p>
         </w:tc>
@@ -6202,7 +6544,191 @@
                 <w:szCs w:val="19"/>
                 <w:rtl/>
               </w:rPr>
-              <w:t xml:space="preserve">الأولى هي الرئيسية</w:t>
+              <w:t xml:space="preserve">أقل من كده بتبان ضبابية</w:t>
+            </w:r>
+          </w:p>
+        </w:tc>
+      </w:tr>
+      <w:tr>
+        <w:tc>
+          <w:tcPr>
+            <w:tcW w:type="dxa" w:w="2200"/>
+            <w:tcMar>
+              <w:top w:type="dxa" w:w="90"/>
+              <w:left w:type="dxa" w:w="120"/>
+              <w:bottom w:type="dxa" w:w="90"/>
+              <w:right w:type="dxa" w:w="120"/>
+            </w:tcMar>
+          </w:tcPr>
+          <w:p>
+            <w:pPr>
+              <w:bidi/>
+              <w:spacing w:after="0"/>
+              <w:jc w:val="right"/>
+            </w:pPr>
+            <w:r>
+              <w:rPr>
+                <w:rFonts w:ascii="Segoe UI" w:cs="Segoe UI" w:eastAsia="Segoe UI" w:hAnsi="Segoe UI"/>
+                <w:b w:val="false"/>
+                <w:bCs w:val="false"/>
+                <w:color w:val="5B6470"/>
+                <w:sz w:val="19"/>
+                <w:szCs w:val="19"/>
+                <w:rtl/>
+              </w:rPr>
+              <w:t xml:space="preserve">الشكل</w:t>
+            </w:r>
+          </w:p>
+        </w:tc>
+        <w:tc>
+          <w:tcPr>
+            <w:tcW w:type="dxa" w:w="3226"/>
+            <w:tcMar>
+              <w:top w:type="dxa" w:w="90"/>
+              <w:left w:type="dxa" w:w="120"/>
+              <w:bottom w:type="dxa" w:w="90"/>
+              <w:right w:type="dxa" w:w="120"/>
+            </w:tcMar>
+          </w:tcPr>
+          <w:p>
+            <w:pPr>
+              <w:bidi/>
+              <w:spacing w:after="0"/>
+              <w:jc w:val="right"/>
+            </w:pPr>
+            <w:r>
+              <w:rPr>
+                <w:rFonts w:ascii="Segoe UI" w:cs="Segoe UI" w:eastAsia="Segoe UI" w:hAnsi="Segoe UI"/>
+                <w:b w:val="false"/>
+                <w:bCs w:val="false"/>
+                <w:color w:val="5B6470"/>
+                <w:sz w:val="19"/>
+                <w:szCs w:val="19"/>
+                <w:rtl/>
+              </w:rPr>
+              <w:t xml:space="preserve">مربّع ١:١</w:t>
+            </w:r>
+          </w:p>
+        </w:tc>
+        <w:tc>
+          <w:tcPr>
+            <w:tcW w:type="dxa" w:w="3600"/>
+            <w:tcMar>
+              <w:top w:type="dxa" w:w="90"/>
+              <w:left w:type="dxa" w:w="120"/>
+              <w:bottom w:type="dxa" w:w="90"/>
+              <w:right w:type="dxa" w:w="120"/>
+            </w:tcMar>
+          </w:tcPr>
+          <w:p>
+            <w:pPr>
+              <w:bidi/>
+              <w:spacing w:after="0"/>
+              <w:jc w:val="right"/>
+            </w:pPr>
+            <w:r>
+              <w:rPr>
+                <w:rFonts w:ascii="Segoe UI" w:cs="Segoe UI" w:eastAsia="Segoe UI" w:hAnsi="Segoe UI"/>
+                <w:b w:val="false"/>
+                <w:bCs w:val="false"/>
+                <w:color w:val="5B6470"/>
+                <w:sz w:val="19"/>
+                <w:szCs w:val="19"/>
+                <w:rtl/>
+              </w:rPr>
+              <w:t xml:space="preserve">المستطيلة بيتحط حواليها إطار أبيض</w:t>
+            </w:r>
+          </w:p>
+        </w:tc>
+      </w:tr>
+      <w:tr>
+        <w:tc>
+          <w:tcPr>
+            <w:tcW w:type="dxa" w:w="2200"/>
+            <w:tcMar>
+              <w:top w:type="dxa" w:w="90"/>
+              <w:left w:type="dxa" w:w="120"/>
+              <w:bottom w:type="dxa" w:w="90"/>
+              <w:right w:type="dxa" w:w="120"/>
+            </w:tcMar>
+          </w:tcPr>
+          <w:p>
+            <w:pPr>
+              <w:bidi/>
+              <w:spacing w:after="0"/>
+              <w:jc w:val="right"/>
+            </w:pPr>
+            <w:r>
+              <w:rPr>
+                <w:rFonts w:ascii="Segoe UI" w:cs="Segoe UI" w:eastAsia="Segoe UI" w:hAnsi="Segoe UI"/>
+                <w:b w:val="false"/>
+                <w:bCs w:val="false"/>
+                <w:color w:val="5B6470"/>
+                <w:sz w:val="19"/>
+                <w:szCs w:val="19"/>
+                <w:rtl/>
+              </w:rPr>
+              <w:t xml:space="preserve">الخلفية</w:t>
+            </w:r>
+          </w:p>
+        </w:tc>
+        <w:tc>
+          <w:tcPr>
+            <w:tcW w:type="dxa" w:w="3226"/>
+            <w:tcMar>
+              <w:top w:type="dxa" w:w="90"/>
+              <w:left w:type="dxa" w:w="120"/>
+              <w:bottom w:type="dxa" w:w="90"/>
+              <w:right w:type="dxa" w:w="120"/>
+            </w:tcMar>
+          </w:tcPr>
+          <w:p>
+            <w:pPr>
+              <w:bidi/>
+              <w:spacing w:after="0"/>
+              <w:jc w:val="right"/>
+            </w:pPr>
+            <w:r>
+              <w:rPr>
+                <w:rFonts w:ascii="Segoe UI" w:cs="Segoe UI" w:eastAsia="Segoe UI" w:hAnsi="Segoe UI"/>
+                <w:b w:val="false"/>
+                <w:bCs w:val="false"/>
+                <w:color w:val="5B6470"/>
+                <w:sz w:val="19"/>
+                <w:szCs w:val="19"/>
+                <w:rtl/>
+              </w:rPr>
+              <w:t xml:space="preserve">بيضاء أو شفافة</w:t>
+            </w:r>
+          </w:p>
+        </w:tc>
+        <w:tc>
+          <w:tcPr>
+            <w:tcW w:type="dxa" w:w="3600"/>
+            <w:tcMar>
+              <w:top w:type="dxa" w:w="90"/>
+              <w:left w:type="dxa" w:w="120"/>
+              <w:bottom w:type="dxa" w:w="90"/>
+              <w:right w:type="dxa" w:w="120"/>
+            </w:tcMar>
+          </w:tcPr>
+          <w:p>
+            <w:pPr>
+              <w:bidi/>
+              <w:spacing w:after="0"/>
+              <w:jc w:val="right"/>
+            </w:pPr>
+            <w:r>
+              <w:rPr>
+                <w:rFonts w:ascii="Segoe UI" w:cs="Segoe UI" w:eastAsia="Segoe UI" w:hAnsi="Segoe UI"/>
+                <w:b w:val="false"/>
+                <w:bCs w:val="false"/>
+                <w:color w:val="5B6470"/>
+                <w:sz w:val="19"/>
+                <w:szCs w:val="19"/>
+                <w:rtl/>
+              </w:rPr>
+              <w:t xml:space="preserve">مش صور دعائية</w:t>
             </w:r>
           </w:p>
         </w:tc>
@@ -6210,26 +6736,301 @@
     </w:tbl>
     <w:p>
       <w:pPr>
+        <w:spacing w:after="240"/>
+      </w:pPr>
+    </w:p>
+    <w:tbl>
+      <w:tblPr>
+        <w:bidiVisual/>
+        <w:tblW w:type="dxa" w:w="9026"/>
+        <w:tblBorders>
+          <w:top w:val="single" w:color="B45309" w:sz="2"/>
+          <w:left w:val="single" w:color="B45309" w:sz="18"/>
+          <w:bottom w:val="single" w:color="B45309" w:sz="2"/>
+          <w:right w:val="single" w:color="B45309" w:sz="18"/>
+          <w:insideH w:val="single" w:color="auto" w:sz="4"/>
+          <w:insideV w:val="single" w:color="auto" w:sz="4"/>
+        </w:tblBorders>
+      </w:tblPr>
+      <w:tblGrid>
+        <w:gridCol w:w="9026"/>
+      </w:tblGrid>
+      <w:tr>
+        <w:tc>
+          <w:tcPr>
+            <w:tcW w:type="dxa" w:w="9026"/>
+            <w:shd w:fill="FEF3C7" w:val="clear"/>
+            <w:tcMar>
+              <w:top w:type="dxa" w:w="160"/>
+              <w:left w:type="dxa" w:w="200"/>
+              <w:bottom w:type="dxa" w:w="160"/>
+              <w:right w:type="dxa" w:w="200"/>
+            </w:tcMar>
+          </w:tcPr>
+          <w:p>
+            <w:pPr>
+              <w:bidi/>
+              <w:spacing w:after="80"/>
+              <w:jc w:val="right"/>
+            </w:pPr>
+            <w:r>
+              <w:rPr>
+                <w:rFonts w:ascii="Segoe UI" w:cs="Segoe UI" w:eastAsia="Segoe UI" w:hAnsi="Segoe UI"/>
+                <w:b/>
+                <w:bCs/>
+                <w:color w:val="B45309"/>
+                <w:sz w:val="21"/>
+                <w:szCs w:val="21"/>
+                <w:rtl/>
+              </w:rPr>
+              <w:t xml:space="preserve">لو الرفع رجع برسالة</w:t>
+            </w:r>
+          </w:p>
+          <w:p>
+            <w:pPr>
+              <w:bidi/>
+              <w:spacing w:after="60" w:line="290"/>
+              <w:jc w:val="right"/>
+            </w:pPr>
+            <w:r>
+              <w:rPr>
+                <w:rFonts w:ascii="Segoe UI" w:cs="Segoe UI" w:eastAsia="Segoe UI" w:hAnsi="Segoe UI"/>
+                <w:color w:val="1A1A1A"/>
+                <w:sz w:val="20"/>
+                <w:szCs w:val="20"/>
+                <w:rtl/>
+              </w:rPr>
+              <w:t xml:space="preserve">أشهر سبب: </w:t>
+            </w:r>
+            <w:r>
+              <w:rPr>
+                <w:rFonts w:ascii="Segoe UI" w:cs="Segoe UI" w:eastAsia="Segoe UI" w:hAnsi="Segoe UI"/>
+                <w:b/>
+                <w:bCs/>
+                <w:color w:val="B45309"/>
+                <w:sz w:val="20"/>
+                <w:szCs w:val="20"/>
+                <w:rtl/>
+              </w:rPr>
+              <w:t xml:space="preserve">الجلسة انتهت</w:t>
+            </w:r>
+            <w:r>
+              <w:rPr>
+                <w:rFonts w:ascii="Segoe UI" w:cs="Segoe UI" w:eastAsia="Segoe UI" w:hAnsi="Segoe UI"/>
+                <w:color w:val="1A1A1A"/>
+                <w:sz w:val="20"/>
+                <w:szCs w:val="20"/>
+                <w:rtl/>
+              </w:rPr>
+              <w:t xml:space="preserve"> — الرسالة بتقول إن الجلسة خلصت أو إن الحساب مش مشرف. سجّل دخول تاني وأعد الرفع.</w:t>
+            </w:r>
+          </w:p>
+          <w:p>
+            <w:pPr>
+              <w:bidi/>
+              <w:spacing w:after="60" w:line="290"/>
+              <w:jc w:val="right"/>
+            </w:pPr>
+            <w:r>
+              <w:rPr>
+                <w:rFonts w:ascii="Segoe UI" w:cs="Segoe UI" w:eastAsia="Segoe UI" w:hAnsi="Segoe UI"/>
+                <w:color w:val="1A1A1A"/>
+                <w:sz w:val="20"/>
+                <w:szCs w:val="20"/>
+                <w:rtl/>
+              </w:rPr>
+              <w:t xml:space="preserve">الرسالة بتسمّي كل ملف فشل والسبب بتاعه، والملفات اللي نجحت بتتحفظ عادي — مش بتتلغي كلها بسبب ملف واحد.</w:t>
+            </w:r>
+          </w:p>
+        </w:tc>
+      </w:tr>
+    </w:tbl>
+    <w:p>
+      <w:pPr>
         <w:spacing w:after="200"/>
       </w:pPr>
     </w:p>
-    <w:p>
-      <w:pPr>
-        <w:bidi/>
-        <w:spacing w:after="160" w:line="300"/>
-        <w:jc w:val="right"/>
-      </w:pPr>
-      <w:r>
-        <w:rPr>
-          <w:rFonts w:ascii="Segoe UI" w:cs="Segoe UI" w:eastAsia="Segoe UI" w:hAnsi="Segoe UI"/>
-          <w:color w:val="1A1A1A"/>
-          <w:sz w:val="21"/>
-          <w:szCs w:val="21"/>
-          <w:rtl/>
-        </w:rPr>
-        <w:t xml:space="preserve">الصور المستطيلة مش بتتقص ولا بتتشوّه — بيتحط حواليها إطار. لكن المربّعة بتبان أحسن.</w:t>
-      </w:r>
-    </w:p>
+    <w:tbl>
+      <w:tblPr>
+        <w:bidiVisual/>
+        <w:tblW w:type="dxa" w:w="9026"/>
+        <w:tblBorders>
+          <w:top w:val="single" w:color="0F766E" w:sz="2"/>
+          <w:left w:val="single" w:color="0F766E" w:sz="18"/>
+          <w:bottom w:val="single" w:color="0F766E" w:sz="2"/>
+          <w:right w:val="single" w:color="0F766E" w:sz="18"/>
+          <w:insideH w:val="single" w:color="auto" w:sz="4"/>
+          <w:insideV w:val="single" w:color="auto" w:sz="4"/>
+        </w:tblBorders>
+      </w:tblPr>
+      <w:tblGrid>
+        <w:gridCol w:w="9026"/>
+      </w:tblGrid>
+      <w:tr>
+        <w:tc>
+          <w:tcPr>
+            <w:tcW w:type="dxa" w:w="9026"/>
+            <w:shd w:fill="ECFDF5" w:val="clear"/>
+            <w:tcMar>
+              <w:top w:type="dxa" w:w="160"/>
+              <w:left w:type="dxa" w:w="200"/>
+              <w:bottom w:type="dxa" w:w="160"/>
+              <w:right w:type="dxa" w:w="200"/>
+            </w:tcMar>
+          </w:tcPr>
+          <w:p>
+            <w:pPr>
+              <w:bidi/>
+              <w:spacing w:after="80"/>
+              <w:jc w:val="right"/>
+            </w:pPr>
+            <w:r>
+              <w:rPr>
+                <w:rFonts w:ascii="Segoe UI" w:cs="Segoe UI" w:eastAsia="Segoe UI" w:hAnsi="Segoe UI"/>
+                <w:b/>
+                <w:bCs/>
+                <w:color w:val="0F766E"/>
+                <w:sz w:val="21"/>
+                <w:szCs w:val="21"/>
+                <w:rtl/>
+              </w:rPr>
+              <w:t xml:space="preserve">فيه طريق تاني للدفعات الكبيرة</w:t>
+            </w:r>
+          </w:p>
+          <w:p>
+            <w:pPr>
+              <w:bidi/>
+              <w:spacing w:after="60" w:line="290"/>
+              <w:jc w:val="right"/>
+            </w:pPr>
+            <w:r>
+              <w:rPr>
+                <w:rFonts w:ascii="Segoe UI" w:cs="Segoe UI" w:eastAsia="Segoe UI" w:hAnsi="Segoe UI"/>
+                <w:color w:val="1A1A1A"/>
+                <w:sz w:val="20"/>
+                <w:szCs w:val="20"/>
+                <w:rtl/>
+              </w:rPr>
+              <w:t xml:space="preserve">لسه فيه سكربت خارجي (</w:t>
+            </w:r>
+            <w:r>
+              <w:rPr>
+                <w:rFonts w:ascii="Consolas" w:cs="Consolas" w:eastAsia="Consolas" w:hAnsi="Consolas"/>
+                <w:color w:val="1A1A1A"/>
+                <w:sz w:val="19"/>
+                <w:szCs w:val="19"/>
+                <w:rtl w:val="false"/>
+              </w:rPr>
+              <w:t xml:space="preserve">levelx-images.py</w:t>
+            </w:r>
+            <w:r>
+              <w:rPr>
+                <w:rFonts w:ascii="Segoe UI" w:cs="Segoe UI" w:eastAsia="Segoe UI" w:hAnsi="Segoe UI"/>
+                <w:color w:val="1A1A1A"/>
+                <w:sz w:val="20"/>
+                <w:szCs w:val="20"/>
+                <w:rtl/>
+              </w:rPr>
+              <w:t xml:space="preserve">) بيعمل نفس المعالجة لعشرات المنتجات مرة واحدة. بيحتاج مفتاح خدمة وتشغيل من سطر الأوامر، فهو للاستيراد بالجملة — مش للاستخدام اليومي. الرفع من اللوحة بيكفي للمنتج الواحد.</w:t>
+            </w:r>
+          </w:p>
+        </w:tc>
+      </w:tr>
+    </w:tbl>
+    <w:p>
+      <w:pPr>
+        <w:spacing w:after="200"/>
+      </w:pPr>
+    </w:p>
+    <w:tbl>
+      <w:tblPr>
+        <w:bidiVisual/>
+        <w:tblW w:type="dxa" w:w="9026"/>
+        <w:tblBorders>
+          <w:top w:val="single" w:color="B45309" w:sz="2"/>
+          <w:left w:val="single" w:color="B45309" w:sz="18"/>
+          <w:bottom w:val="single" w:color="B45309" w:sz="2"/>
+          <w:right w:val="single" w:color="B45309" w:sz="18"/>
+          <w:insideH w:val="single" w:color="auto" w:sz="4"/>
+          <w:insideV w:val="single" w:color="auto" w:sz="4"/>
+        </w:tblBorders>
+      </w:tblPr>
+      <w:tblGrid>
+        <w:gridCol w:w="9026"/>
+      </w:tblGrid>
+      <w:tr>
+        <w:tc>
+          <w:tcPr>
+            <w:tcW w:type="dxa" w:w="9026"/>
+            <w:shd w:fill="FEF3C7" w:val="clear"/>
+            <w:tcMar>
+              <w:top w:type="dxa" w:w="160"/>
+              <w:left w:type="dxa" w:w="200"/>
+              <w:bottom w:type="dxa" w:w="160"/>
+              <w:right w:type="dxa" w:w="200"/>
+            </w:tcMar>
+          </w:tcPr>
+          <w:p>
+            <w:pPr>
+              <w:bidi/>
+              <w:spacing w:after="80"/>
+              <w:jc w:val="right"/>
+            </w:pPr>
+            <w:r>
+              <w:rPr>
+                <w:rFonts w:ascii="Segoe UI" w:cs="Segoe UI" w:eastAsia="Segoe UI" w:hAnsi="Segoe UI"/>
+                <w:b/>
+                <w:bCs/>
+                <w:color w:val="B45309"/>
+                <w:sz w:val="21"/>
+                <w:szCs w:val="21"/>
+                <w:rtl/>
+              </w:rPr>
+              <w:t xml:space="preserve">صور السلايدر في الصفحة الرئيسية مش من هنا</w:t>
+            </w:r>
+          </w:p>
+          <w:p>
+            <w:pPr>
+              <w:bidi/>
+              <w:spacing w:after="60" w:line="290"/>
+              <w:jc w:val="right"/>
+            </w:pPr>
+            <w:r>
+              <w:rPr>
+                <w:rFonts w:ascii="Segoe UI" w:cs="Segoe UI" w:eastAsia="Segoe UI" w:hAnsi="Segoe UI"/>
+                <w:color w:val="1A1A1A"/>
+                <w:sz w:val="20"/>
+                <w:szCs w:val="20"/>
+                <w:rtl/>
+              </w:rPr>
+              <w:t xml:space="preserve">الصور الكبيرة اللي فوق في الصفحة الرئيسية </w:t>
+            </w:r>
+            <w:r>
+              <w:rPr>
+                <w:rFonts w:ascii="Segoe UI" w:cs="Segoe UI" w:eastAsia="Segoe UI" w:hAnsi="Segoe UI"/>
+                <w:b/>
+                <w:bCs/>
+                <w:color w:val="B45309"/>
+                <w:sz w:val="20"/>
+                <w:szCs w:val="20"/>
+                <w:rtl/>
+              </w:rPr>
+              <w:t xml:space="preserve">مكتوبة جوّه الكود</w:t>
+            </w:r>
+            <w:r>
+              <w:rPr>
+                <w:rFonts w:ascii="Segoe UI" w:cs="Segoe UI" w:eastAsia="Segoe UI" w:hAnsi="Segoe UI"/>
+                <w:color w:val="1A1A1A"/>
+                <w:sz w:val="20"/>
+                <w:szCs w:val="20"/>
+                <w:rtl/>
+              </w:rPr>
+              <w:t xml:space="preserve"> ومفيش شاشة تتحكم فيها. تغييرها محتاج تعديل في الكود ونشر نسخة جديدة — مش عملية رفع.</w:t>
+            </w:r>
+          </w:p>
+        </w:tc>
+      </w:tr>
+    </w:tbl>
     <w:p>
       <w:pPr>
         <w:pStyle w:val="Heading1"/>
@@ -7773,14 +8574,22 @@
             <w:r>
               <w:rPr>
                 <w:rFonts w:ascii="Segoe UI" w:cs="Segoe UI" w:eastAsia="Segoe UI" w:hAnsi="Segoe UI"/>
-                <w:b w:val="false"/>
-                <w:bCs w:val="false"/>
-                <w:color w:val="5B6470"/>
-                <w:sz w:val="19"/>
-                <w:szCs w:val="19"/>
-                <w:rtl/>
-              </w:rPr>
-              <w:t xml:space="preserve">رفع الصورة بيدّي خطأ</w:t>
+                <w:color w:val="5B6470"/>
+                <w:sz w:val="20"/>
+                <w:szCs w:val="20"/>
+                <w:rtl/>
+              </w:rPr>
+              <w:t xml:space="preserve">الحفظ بيقول </w:t>
+            </w:r>
+            <w:r>
+              <w:rPr>
+                <w:rFonts w:ascii="Consolas" w:cs="Consolas" w:eastAsia="Consolas" w:hAnsi="Consolas"/>
+                <w:color w:val="5B6470"/>
+                <w:sz w:val="19"/>
+                <w:szCs w:val="19"/>
+                <w:rtl w:val="false"/>
+              </w:rPr>
+              <w:t xml:space="preserve">Validation failed</w:t>
             </w:r>
           </w:p>
         </w:tc>
@@ -7810,7 +8619,7 @@
                 <w:szCs w:val="19"/>
                 <w:rtl/>
               </w:rPr>
-              <w:t xml:space="preserve">صلاحيات التخزين — متوقّع</w:t>
+              <w:t xml:space="preserve">خانة إجبارية فاضية — غالباً SKU</w:t>
             </w:r>
           </w:p>
         </w:tc>
@@ -7840,7 +8649,7 @@
                 <w:szCs w:val="19"/>
                 <w:rtl/>
               </w:rPr>
-              <w:t xml:space="preserve">ابعت الصور للمسؤول التقني</w:t>
+              <w:t xml:space="preserve">اقرا باقي الرسالة، بتسمّي الخانة والصف</w:t>
             </w:r>
           </w:p>
         </w:tc>
@@ -7872,7 +8681,7 @@
                 <w:szCs w:val="19"/>
                 <w:rtl/>
               </w:rPr>
-              <w:t xml:space="preserve">عدّلت وما اتغيرش في الموقع</w:t>
+              <w:t xml:space="preserve">المنتج اتباع بصفر جنيه</w:t>
             </w:r>
           </w:p>
         </w:tc>
@@ -7902,7 +8711,7 @@
                 <w:szCs w:val="19"/>
                 <w:rtl/>
               </w:rPr>
-              <w:t xml:space="preserve">الموقع بيخزّن مؤقتاً لمدة ساعة</w:t>
+              <w:t xml:space="preserve">خانة السعر كانت فاضية فاتحسبت صفر</w:t>
             </w:r>
           </w:p>
         </w:tc>
@@ -7932,7 +8741,7 @@
                 <w:szCs w:val="19"/>
                 <w:rtl/>
               </w:rPr>
-              <w:t xml:space="preserve">استنى شوية أو كلّم المسؤول التقني</w:t>
+              <w:t xml:space="preserve">افتح المنتج واكتب السعر الحقيقي</w:t>
             </w:r>
           </w:p>
         </w:tc>
@@ -7964,7 +8773,7 @@
                 <w:szCs w:val="19"/>
                 <w:rtl/>
               </w:rPr>
-              <w:t xml:space="preserve">أرقام المبيعات غريبة</w:t>
+              <w:t xml:space="preserve">رفع الصورة بيدّي رسالة</w:t>
             </w:r>
           </w:p>
         </w:tc>
@@ -7994,7 +8803,7 @@
                 <w:szCs w:val="19"/>
                 <w:rtl/>
               </w:rPr>
-              <w:t xml:space="preserve">دي بيانات تجريبية</w:t>
+              <w:t xml:space="preserve">الجلسة انتهت، أو نوع/حجم الملف مرفوض</w:t>
             </w:r>
           </w:p>
         </w:tc>
@@ -8024,7 +8833,7 @@
                 <w:szCs w:val="19"/>
                 <w:rtl/>
               </w:rPr>
-              <w:t xml:space="preserve">بُص في صفحة الطلبات</w:t>
+              <w:t xml:space="preserve">سجّل دخول تاني، وراجع حدود فصل ٦</w:t>
             </w:r>
           </w:p>
         </w:tc>
@@ -8056,6 +8865,190 @@
                 <w:szCs w:val="19"/>
                 <w:rtl/>
               </w:rPr>
+              <w:t xml:space="preserve">عدّلت وما اتغيرش في الموقع</w:t>
+            </w:r>
+          </w:p>
+        </w:tc>
+        <w:tc>
+          <w:tcPr>
+            <w:tcW w:type="dxa" w:w="3126"/>
+            <w:tcMar>
+              <w:top w:type="dxa" w:w="90"/>
+              <w:left w:type="dxa" w:w="120"/>
+              <w:bottom w:type="dxa" w:w="90"/>
+              <w:right w:type="dxa" w:w="120"/>
+            </w:tcMar>
+          </w:tcPr>
+          <w:p>
+            <w:pPr>
+              <w:bidi/>
+              <w:spacing w:after="0"/>
+              <w:jc w:val="right"/>
+            </w:pPr>
+            <w:r>
+              <w:rPr>
+                <w:rFonts w:ascii="Segoe UI" w:cs="Segoe UI" w:eastAsia="Segoe UI" w:hAnsi="Segoe UI"/>
+                <w:b w:val="false"/>
+                <w:bCs w:val="false"/>
+                <w:color w:val="5B6470"/>
+                <w:sz w:val="19"/>
+                <w:szCs w:val="19"/>
+                <w:rtl/>
+              </w:rPr>
+              <w:t xml:space="preserve">الموقع بيخزّن مؤقتاً لمدة ساعة</w:t>
+            </w:r>
+          </w:p>
+        </w:tc>
+        <w:tc>
+          <w:tcPr>
+            <w:tcW w:type="dxa" w:w="3200"/>
+            <w:tcMar>
+              <w:top w:type="dxa" w:w="90"/>
+              <w:left w:type="dxa" w:w="120"/>
+              <w:bottom w:type="dxa" w:w="90"/>
+              <w:right w:type="dxa" w:w="120"/>
+            </w:tcMar>
+          </w:tcPr>
+          <w:p>
+            <w:pPr>
+              <w:bidi/>
+              <w:spacing w:after="0"/>
+              <w:jc w:val="right"/>
+            </w:pPr>
+            <w:r>
+              <w:rPr>
+                <w:rFonts w:ascii="Segoe UI" w:cs="Segoe UI" w:eastAsia="Segoe UI" w:hAnsi="Segoe UI"/>
+                <w:b w:val="false"/>
+                <w:bCs w:val="false"/>
+                <w:color w:val="5B6470"/>
+                <w:sz w:val="19"/>
+                <w:szCs w:val="19"/>
+                <w:rtl/>
+              </w:rPr>
+              <w:t xml:space="preserve">استنى شوية وحدّث الصفحة</w:t>
+            </w:r>
+          </w:p>
+        </w:tc>
+      </w:tr>
+      <w:tr>
+        <w:tc>
+          <w:tcPr>
+            <w:tcW w:type="dxa" w:w="2700"/>
+            <w:tcMar>
+              <w:top w:type="dxa" w:w="90"/>
+              <w:left w:type="dxa" w:w="120"/>
+              <w:bottom w:type="dxa" w:w="90"/>
+              <w:right w:type="dxa" w:w="120"/>
+            </w:tcMar>
+          </w:tcPr>
+          <w:p>
+            <w:pPr>
+              <w:bidi/>
+              <w:spacing w:after="0"/>
+              <w:jc w:val="right"/>
+            </w:pPr>
+            <w:r>
+              <w:rPr>
+                <w:rFonts w:ascii="Segoe UI" w:cs="Segoe UI" w:eastAsia="Segoe UI" w:hAnsi="Segoe UI"/>
+                <w:b w:val="false"/>
+                <w:bCs w:val="false"/>
+                <w:color w:val="5B6470"/>
+                <w:sz w:val="19"/>
+                <w:szCs w:val="19"/>
+                <w:rtl/>
+              </w:rPr>
+              <w:t xml:space="preserve">أرقام المبيعات غريبة</w:t>
+            </w:r>
+          </w:p>
+        </w:tc>
+        <w:tc>
+          <w:tcPr>
+            <w:tcW w:type="dxa" w:w="3126"/>
+            <w:tcMar>
+              <w:top w:type="dxa" w:w="90"/>
+              <w:left w:type="dxa" w:w="120"/>
+              <w:bottom w:type="dxa" w:w="90"/>
+              <w:right w:type="dxa" w:w="120"/>
+            </w:tcMar>
+          </w:tcPr>
+          <w:p>
+            <w:pPr>
+              <w:bidi/>
+              <w:spacing w:after="0"/>
+              <w:jc w:val="right"/>
+            </w:pPr>
+            <w:r>
+              <w:rPr>
+                <w:rFonts w:ascii="Segoe UI" w:cs="Segoe UI" w:eastAsia="Segoe UI" w:hAnsi="Segoe UI"/>
+                <w:b w:val="false"/>
+                <w:bCs w:val="false"/>
+                <w:color w:val="5B6470"/>
+                <w:sz w:val="19"/>
+                <w:szCs w:val="19"/>
+                <w:rtl/>
+              </w:rPr>
+              <w:t xml:space="preserve">دي بيانات تجريبية</w:t>
+            </w:r>
+          </w:p>
+        </w:tc>
+        <w:tc>
+          <w:tcPr>
+            <w:tcW w:type="dxa" w:w="3200"/>
+            <w:tcMar>
+              <w:top w:type="dxa" w:w="90"/>
+              <w:left w:type="dxa" w:w="120"/>
+              <w:bottom w:type="dxa" w:w="90"/>
+              <w:right w:type="dxa" w:w="120"/>
+            </w:tcMar>
+          </w:tcPr>
+          <w:p>
+            <w:pPr>
+              <w:bidi/>
+              <w:spacing w:after="0"/>
+              <w:jc w:val="right"/>
+            </w:pPr>
+            <w:r>
+              <w:rPr>
+                <w:rFonts w:ascii="Segoe UI" w:cs="Segoe UI" w:eastAsia="Segoe UI" w:hAnsi="Segoe UI"/>
+                <w:b w:val="false"/>
+                <w:bCs w:val="false"/>
+                <w:color w:val="5B6470"/>
+                <w:sz w:val="19"/>
+                <w:szCs w:val="19"/>
+                <w:rtl/>
+              </w:rPr>
+              <w:t xml:space="preserve">بُص في صفحة الطلبات</w:t>
+            </w:r>
+          </w:p>
+        </w:tc>
+      </w:tr>
+      <w:tr>
+        <w:tc>
+          <w:tcPr>
+            <w:tcW w:type="dxa" w:w="2700"/>
+            <w:tcMar>
+              <w:top w:type="dxa" w:w="90"/>
+              <w:left w:type="dxa" w:w="120"/>
+              <w:bottom w:type="dxa" w:w="90"/>
+              <w:right w:type="dxa" w:w="120"/>
+            </w:tcMar>
+          </w:tcPr>
+          <w:p>
+            <w:pPr>
+              <w:bidi/>
+              <w:spacing w:after="0"/>
+              <w:jc w:val="right"/>
+            </w:pPr>
+            <w:r>
+              <w:rPr>
+                <w:rFonts w:ascii="Segoe UI" w:cs="Segoe UI" w:eastAsia="Segoe UI" w:hAnsi="Segoe UI"/>
+                <w:b w:val="false"/>
+                <w:bCs w:val="false"/>
+                <w:color w:val="5B6470"/>
+                <w:sz w:val="19"/>
+                <w:szCs w:val="19"/>
+                <w:rtl/>
+              </w:rPr>
               <w:t xml:space="preserve">مش عارف أدخل اللوحة</w:t>
             </w:r>
           </w:p>
@@ -8086,7 +9079,7 @@
                 <w:szCs w:val="19"/>
                 <w:rtl/>
               </w:rPr>
-              <w:t xml:space="preserve">الحساب مش مشرف</w:t>
+              <w:t xml:space="preserve">الحساب مش مشرف، أو كلمة السر غلط</w:t>
             </w:r>
           </w:p>
         </w:tc>
@@ -8116,7 +9109,7 @@
                 <w:szCs w:val="19"/>
                 <w:rtl/>
               </w:rPr>
-              <w:t xml:space="preserve">كلّم المسؤول التقني</w:t>
+              <w:t xml:space="preserve">استخدم «نسيت كلمة المرور؟»</w:t>
             </w:r>
           </w:p>
         </w:tc>
@@ -8429,7 +9422,7 @@
           <w:szCs w:val="20"/>
           <w:rtl/>
         </w:rPr>
-        <w:t xml:space="preserve">انتهى الدليل — الإصدار ٢.٠</w:t>
+        <w:t xml:space="preserve">انتهى الدليل — الإصدار ٢.١</w:t>
       </w:r>
     </w:p>
     <w:p>
@@ -8446,7 +9439,7 @@
           <w:szCs w:val="19"/>
           <w:rtl/>
         </w:rPr>
-        <w:t xml:space="preserve">لو لقيت حاجة في الدليل ده مش مطابقة للشاشة، الشاشة هي الصح — بلّغ المسؤول التقني.</w:t>
+        <w:t xml:space="preserve">لو لقيت حاجة في الدليل ده مش مطابقة للشاشة، الشاشة هي الصح — الدليل ده اتحدّث في ٤ أغسطس ٢٠٢٦.</w:t>
       </w:r>
     </w:p>
     <w:sectPr>

--- a/LevelX-Admin-Guide.docx
+++ b/LevelX-Admin-Guide.docx
@@ -830,7 +830,7 @@
                 <w:szCs w:val="21"/>
                 <w:rtl/>
               </w:rPr>
-              <w:t xml:space="preserve">٢) خانة السعر الفاضية بتتحسب صفر — من غير أي تحذير</w:t>
+              <w:t xml:space="preserve">٢) الـ SKU والسعر إجباريين — والرسالة بتسمّي الخانة</w:t>
             </w:r>
           </w:p>
           <w:p>
@@ -847,7 +847,7 @@
                 <w:szCs w:val="20"/>
                 <w:rtl/>
               </w:rPr>
-              <w:t xml:space="preserve">لو سبت </w:t>
+              <w:t xml:space="preserve">سيب </w:t>
             </w:r>
             <w:r>
               <w:rPr>
@@ -859,7 +859,7 @@
                 <w:szCs w:val="19"/>
                 <w:rtl w:val="false"/>
               </w:rPr>
-              <w:t xml:space="preserve">Regular Price</w:t>
+              <w:t xml:space="preserve">SKU Code</w:t>
             </w:r>
             <w:r>
               <w:rPr>
@@ -869,46 +869,7 @@
                 <w:szCs w:val="20"/>
                 <w:rtl/>
               </w:rPr>
-              <w:t xml:space="preserve"> فاضية، الحفظ </w:t>
-            </w:r>
-            <w:r>
-              <w:rPr>
-                <w:rFonts w:ascii="Segoe UI" w:cs="Segoe UI" w:eastAsia="Segoe UI" w:hAnsi="Segoe UI"/>
-                <w:b/>
-                <w:bCs/>
-                <w:color w:val="B91C1C"/>
-                <w:sz w:val="20"/>
-                <w:szCs w:val="20"/>
-                <w:rtl/>
-              </w:rPr>
-              <w:t xml:space="preserve">بينجح</w:t>
-            </w:r>
-            <w:r>
-              <w:rPr>
-                <w:rFonts w:ascii="Segoe UI" w:cs="Segoe UI" w:eastAsia="Segoe UI" w:hAnsi="Segoe UI"/>
-                <w:color w:val="1A1A1A"/>
-                <w:sz w:val="20"/>
-                <w:szCs w:val="20"/>
-                <w:rtl/>
-              </w:rPr>
-              <w:t xml:space="preserve"> والسعر بيتسجّل صفر — والمنتج بيتعرض للبيع بصفر جنيه. مفيش رسالة خطأ بتظهر لك، فده أخطر من الخانات اللي بترفض الحفظ.</w:t>
-            </w:r>
-          </w:p>
-          <w:p>
-            <w:pPr>
-              <w:bidi/>
-              <w:spacing w:after="60" w:line="290"/>
-              <w:jc w:val="right"/>
-            </w:pPr>
-            <w:r>
-              <w:rPr>
-                <w:rFonts w:ascii="Segoe UI" w:cs="Segoe UI" w:eastAsia="Segoe UI" w:hAnsi="Segoe UI"/>
-                <w:color w:val="1A1A1A"/>
-                <w:sz w:val="20"/>
-                <w:szCs w:val="20"/>
-                <w:rtl/>
-              </w:rPr>
-              <w:t xml:space="preserve">بالمقابل </w:t>
+              <w:t xml:space="preserve"> أو </w:t>
             </w:r>
             <w:r>
               <w:rPr>
@@ -920,7 +881,7 @@
                 <w:szCs w:val="19"/>
                 <w:rtl w:val="false"/>
               </w:rPr>
-              <w:t xml:space="preserve">SKU Code</w:t>
+              <w:t xml:space="preserve">Regular Price</w:t>
             </w:r>
             <w:r>
               <w:rPr>
@@ -930,29 +891,7 @@
                 <w:szCs w:val="20"/>
                 <w:rtl/>
               </w:rPr>
-              <w:t xml:space="preserve"> الفاضية </w:t>
-            </w:r>
-            <w:r>
-              <w:rPr>
-                <w:rFonts w:ascii="Segoe UI" w:cs="Segoe UI" w:eastAsia="Segoe UI" w:hAnsi="Segoe UI"/>
-                <w:b/>
-                <w:bCs/>
-                <w:color w:val="1A1A1A"/>
-                <w:sz w:val="20"/>
-                <w:szCs w:val="20"/>
-                <w:rtl/>
-              </w:rPr>
-              <w:t xml:space="preserve">بترفض الحفظ</w:t>
-            </w:r>
-            <w:r>
-              <w:rPr>
-                <w:rFonts w:ascii="Segoe UI" w:cs="Segoe UI" w:eastAsia="Segoe UI" w:hAnsi="Segoe UI"/>
-                <w:color w:val="1A1A1A"/>
-                <w:sz w:val="20"/>
-                <w:szCs w:val="20"/>
-                <w:rtl/>
-              </w:rPr>
-              <w:t xml:space="preserve"> برسالة بتسمّي الخانة ورقم الصف: </w:t>
+              <w:t xml:space="preserve"> فاضية والحفظ هيترفض برسالة بتقول الخانة ورقم الصف بالظبط — </w:t>
             </w:r>
             <w:r>
               <w:rPr>
@@ -965,6 +904,106 @@
                 <w:rtl w:val="false"/>
               </w:rPr>
               <w:t xml:space="preserve">Variant 1 — SKU is required</w:t>
+            </w:r>
+            <w:r>
+              <w:rPr>
+                <w:rFonts w:ascii="Segoe UI" w:cs="Segoe UI" w:eastAsia="Segoe UI" w:hAnsi="Segoe UI"/>
+                <w:color w:val="1A1A1A"/>
+                <w:sz w:val="20"/>
+                <w:szCs w:val="20"/>
+                <w:rtl/>
+              </w:rPr>
+              <w:t xml:space="preserve"> أو </w:t>
+            </w:r>
+            <w:r>
+              <w:rPr>
+                <w:rFonts w:ascii="Consolas" w:cs="Consolas" w:eastAsia="Consolas" w:hAnsi="Consolas"/>
+                <w:b/>
+                <w:bCs/>
+                <w:color w:val="B91C1C"/>
+                <w:sz w:val="18"/>
+                <w:szCs w:val="18"/>
+                <w:rtl w:val="false"/>
+              </w:rPr>
+              <w:t xml:space="preserve">Variant 1 — Price is required</w:t>
+            </w:r>
+            <w:r>
+              <w:rPr>
+                <w:rFonts w:ascii="Segoe UI" w:cs="Segoe UI" w:eastAsia="Segoe UI" w:hAnsi="Segoe UI"/>
+                <w:color w:val="1A1A1A"/>
+                <w:sz w:val="20"/>
+                <w:szCs w:val="20"/>
+                <w:rtl/>
+              </w:rPr>
+              <w:t xml:space="preserve">.</w:t>
+            </w:r>
+          </w:p>
+          <w:p>
+            <w:pPr>
+              <w:bidi/>
+              <w:spacing w:after="60" w:line="290"/>
+              <w:jc w:val="right"/>
+            </w:pPr>
+            <w:r>
+              <w:rPr>
+                <w:rFonts w:ascii="Segoe UI" w:cs="Segoe UI" w:eastAsia="Segoe UI" w:hAnsi="Segoe UI"/>
+                <w:color w:val="1A1A1A"/>
+                <w:sz w:val="20"/>
+                <w:szCs w:val="20"/>
+                <w:rtl/>
+              </w:rPr>
+              <w:t xml:space="preserve">والسعر بصفر أو بالسالب مرفوض كمان: </w:t>
+            </w:r>
+            <w:r>
+              <w:rPr>
+                <w:rFonts w:ascii="Consolas" w:cs="Consolas" w:eastAsia="Consolas" w:hAnsi="Consolas"/>
+                <w:b/>
+                <w:bCs/>
+                <w:color w:val="B91C1C"/>
+                <w:sz w:val="18"/>
+                <w:szCs w:val="18"/>
+                <w:rtl w:val="false"/>
+              </w:rPr>
+              <w:t xml:space="preserve">Variant 1 — Price must be greater than zero</w:t>
+            </w:r>
+          </w:p>
+          <w:p>
+            <w:pPr>
+              <w:bidi/>
+              <w:spacing w:after="60" w:line="290"/>
+              <w:jc w:val="right"/>
+            </w:pPr>
+            <w:r>
+              <w:rPr>
+                <w:rFonts w:ascii="Segoe UI" w:cs="Segoe UI" w:eastAsia="Segoe UI" w:hAnsi="Segoe UI"/>
+                <w:color w:val="1A1A1A"/>
+                <w:sz w:val="20"/>
+                <w:szCs w:val="20"/>
+                <w:rtl/>
+              </w:rPr>
+              <w:t xml:space="preserve">ملاحظة تاريخية: السعر الفاضي كان قبل كده </w:t>
+            </w:r>
+            <w:r>
+              <w:rPr>
+                <w:rFonts w:ascii="Segoe UI" w:cs="Segoe UI" w:eastAsia="Segoe UI" w:hAnsi="Segoe UI"/>
+                <w:b/>
+                <w:bCs/>
+                <w:color w:val="B45309"/>
+                <w:sz w:val="20"/>
+                <w:szCs w:val="20"/>
+                <w:rtl/>
+              </w:rPr>
+              <w:t xml:space="preserve">بيتحفظ صفر في صمت</w:t>
+            </w:r>
+            <w:r>
+              <w:rPr>
+                <w:rFonts w:ascii="Segoe UI" w:cs="Segoe UI" w:eastAsia="Segoe UI" w:hAnsi="Segoe UI"/>
+                <w:color w:val="1A1A1A"/>
+                <w:sz w:val="20"/>
+                <w:szCs w:val="20"/>
+                <w:rtl/>
+              </w:rPr>
+              <w:t xml:space="preserve"> والمنتج يتعرض للبيع بصفر جنيه. اتقفلت في ٤ أغسطس ٢٠٢٦ — بس لو عندك منتجات قديمة، راجع أسعارها.</w:t>
             </w:r>
           </w:p>
         </w:tc>
@@ -8574,22 +8613,14 @@
             <w:r>
               <w:rPr>
                 <w:rFonts w:ascii="Segoe UI" w:cs="Segoe UI" w:eastAsia="Segoe UI" w:hAnsi="Segoe UI"/>
-                <w:color w:val="5B6470"/>
-                <w:sz w:val="20"/>
-                <w:szCs w:val="20"/>
-                <w:rtl/>
-              </w:rPr>
-              <w:t xml:space="preserve">الحفظ بيقول </w:t>
-            </w:r>
-            <w:r>
-              <w:rPr>
-                <w:rFonts w:ascii="Consolas" w:cs="Consolas" w:eastAsia="Consolas" w:hAnsi="Consolas"/>
-                <w:color w:val="5B6470"/>
-                <w:sz w:val="19"/>
-                <w:szCs w:val="19"/>
-                <w:rtl w:val="false"/>
-              </w:rPr>
-              <w:t xml:space="preserve">Validation failed</w:t>
+                <w:b w:val="false"/>
+                <w:bCs w:val="false"/>
+                <w:color w:val="5B6470"/>
+                <w:sz w:val="19"/>
+                <w:szCs w:val="19"/>
+                <w:rtl/>
+              </w:rPr>
+              <w:t xml:space="preserve">الحفظ اترفض برسالة حمرا</w:t>
             </w:r>
           </w:p>
         </w:tc>
@@ -8619,7 +8650,7 @@
                 <w:szCs w:val="19"/>
                 <w:rtl/>
               </w:rPr>
-              <w:t xml:space="preserve">خانة إجبارية فاضية — غالباً SKU</w:t>
+              <w:t xml:space="preserve">خانة إجبارية فاضية — غالباً SKU أو السعر</w:t>
             </w:r>
           </w:p>
         </w:tc>
@@ -8649,99 +8680,7 @@
                 <w:szCs w:val="19"/>
                 <w:rtl/>
               </w:rPr>
-              <w:t xml:space="preserve">اقرا باقي الرسالة، بتسمّي الخانة والصف</w:t>
-            </w:r>
-          </w:p>
-        </w:tc>
-      </w:tr>
-      <w:tr>
-        <w:tc>
-          <w:tcPr>
-            <w:tcW w:type="dxa" w:w="2700"/>
-            <w:tcMar>
-              <w:top w:type="dxa" w:w="90"/>
-              <w:left w:type="dxa" w:w="120"/>
-              <w:bottom w:type="dxa" w:w="90"/>
-              <w:right w:type="dxa" w:w="120"/>
-            </w:tcMar>
-          </w:tcPr>
-          <w:p>
-            <w:pPr>
-              <w:bidi/>
-              <w:spacing w:after="0"/>
-              <w:jc w:val="right"/>
-            </w:pPr>
-            <w:r>
-              <w:rPr>
-                <w:rFonts w:ascii="Segoe UI" w:cs="Segoe UI" w:eastAsia="Segoe UI" w:hAnsi="Segoe UI"/>
-                <w:b w:val="false"/>
-                <w:bCs w:val="false"/>
-                <w:color w:val="5B6470"/>
-                <w:sz w:val="19"/>
-                <w:szCs w:val="19"/>
-                <w:rtl/>
-              </w:rPr>
-              <w:t xml:space="preserve">المنتج اتباع بصفر جنيه</w:t>
-            </w:r>
-          </w:p>
-        </w:tc>
-        <w:tc>
-          <w:tcPr>
-            <w:tcW w:type="dxa" w:w="3126"/>
-            <w:tcMar>
-              <w:top w:type="dxa" w:w="90"/>
-              <w:left w:type="dxa" w:w="120"/>
-              <w:bottom w:type="dxa" w:w="90"/>
-              <w:right w:type="dxa" w:w="120"/>
-            </w:tcMar>
-          </w:tcPr>
-          <w:p>
-            <w:pPr>
-              <w:bidi/>
-              <w:spacing w:after="0"/>
-              <w:jc w:val="right"/>
-            </w:pPr>
-            <w:r>
-              <w:rPr>
-                <w:rFonts w:ascii="Segoe UI" w:cs="Segoe UI" w:eastAsia="Segoe UI" w:hAnsi="Segoe UI"/>
-                <w:b w:val="false"/>
-                <w:bCs w:val="false"/>
-                <w:color w:val="5B6470"/>
-                <w:sz w:val="19"/>
-                <w:szCs w:val="19"/>
-                <w:rtl/>
-              </w:rPr>
-              <w:t xml:space="preserve">خانة السعر كانت فاضية فاتحسبت صفر</w:t>
-            </w:r>
-          </w:p>
-        </w:tc>
-        <w:tc>
-          <w:tcPr>
-            <w:tcW w:type="dxa" w:w="3200"/>
-            <w:tcMar>
-              <w:top w:type="dxa" w:w="90"/>
-              <w:left w:type="dxa" w:w="120"/>
-              <w:bottom w:type="dxa" w:w="90"/>
-              <w:right w:type="dxa" w:w="120"/>
-            </w:tcMar>
-          </w:tcPr>
-          <w:p>
-            <w:pPr>
-              <w:bidi/>
-              <w:spacing w:after="0"/>
-              <w:jc w:val="right"/>
-            </w:pPr>
-            <w:r>
-              <w:rPr>
-                <w:rFonts w:ascii="Segoe UI" w:cs="Segoe UI" w:eastAsia="Segoe UI" w:hAnsi="Segoe UI"/>
-                <w:b w:val="false"/>
-                <w:bCs w:val="false"/>
-                <w:color w:val="5B6470"/>
-                <w:sz w:val="19"/>
-                <w:szCs w:val="19"/>
-                <w:rtl/>
-              </w:rPr>
-              <w:t xml:space="preserve">افتح المنتج واكتب السعر الحقيقي</w:t>
+              <w:t xml:space="preserve">الرسالة بتسمّي الخانة والصف — روح عليها</w:t>
             </w:r>
           </w:p>
         </w:tc>
